--- a/06 Composites App/app/docs/standards/CS-011 Inventory, Storage & Transport.docx
+++ b/06 Composites App/app/docs/standards/CS-011 Inventory, Storage & Transport.docx
@@ -948,7 +948,7 @@
                 <w:rFonts w:ascii="Courier New" w:hAnsi="Courier New"/>
                 <w:sz w:val="19"/>
               </w:rPr>
-              <w:t>04 Datasheets/</w:t>
+              <w:t>03 Datasheets/</w:t>
             </w:r>
           </w:p>
         </w:tc>
@@ -990,7 +990,7 @@
                 <w:rFonts w:ascii="Courier New" w:hAnsi="Courier New"/>
                 <w:sz w:val="19"/>
               </w:rPr>
-              <w:t>03 App/app/README.md</w:t>
+              <w:t>06 Composites App/app/README.md</w:t>
             </w:r>
           </w:p>
         </w:tc>

--- a/06 Composites App/app/docs/standards/CS-011 Inventory, Storage & Transport.docx
+++ b/06 Composites App/app/docs/standards/CS-011 Inventory, Storage & Transport.docx
@@ -119,7 +119,7 @@
               <w:rPr>
                 <w:sz w:val="19"/>
               </w:rPr>
-              <w:t>D</w:t>
+              <w:t>E</w:t>
             </w:r>
           </w:p>
         </w:tc>
@@ -177,7 +177,7 @@
               <w:rPr>
                 <w:sz w:val="19"/>
               </w:rPr>
-              <w:t>2026-08-28</w:t>
+              <w:t>2026-10-10</w:t>
             </w:r>
           </w:p>
         </w:tc>
@@ -355,7 +355,14 @@
           <w:tcPr>
             <w:tcW w:type="dxa" w:w="3216"/>
           </w:tcPr>
-          <w:p/>
+          <w:p>
+            <w:r>
+              <w:rPr>
+                <w:sz w:val="19"/>
+              </w:rPr>
+              <w:t>2026-10-10</w:t>
+            </w:r>
+          </w:p>
         </w:tc>
       </w:tr>
       <w:tr>
@@ -690,6 +697,60 @@
           </w:p>
         </w:tc>
       </w:tr>
+      <w:tr>
+        <w:tc>
+          <w:tcPr>
+            <w:tcW w:type="dxa" w:w="2412"/>
+          </w:tcPr>
+          <w:p>
+            <w:r>
+              <w:rPr>
+                <w:sz w:val="19"/>
+              </w:rPr>
+              <w:t>E</w:t>
+            </w:r>
+          </w:p>
+        </w:tc>
+        <w:tc>
+          <w:tcPr>
+            <w:tcW w:type="dxa" w:w="2412"/>
+          </w:tcPr>
+          <w:p>
+            <w:r>
+              <w:rPr>
+                <w:sz w:val="19"/>
+              </w:rPr>
+              <w:t>2026-10-10</w:t>
+            </w:r>
+          </w:p>
+        </w:tc>
+        <w:tc>
+          <w:tcPr>
+            <w:tcW w:type="dxa" w:w="2412"/>
+          </w:tcPr>
+          <w:p>
+            <w:r>
+              <w:rPr>
+                <w:sz w:val="19"/>
+              </w:rPr>
+              <w:t>Claude (doc overhaul, requested by Simon Starbuck)</w:t>
+            </w:r>
+          </w:p>
+        </w:tc>
+        <w:tc>
+          <w:tcPr>
+            <w:tcW w:type="dxa" w:w="2412"/>
+          </w:tcPr>
+          <w:p>
+            <w:r>
+              <w:rPr>
+                <w:sz w:val="19"/>
+              </w:rPr>
+              <w:t>§5 is now the app's restock table (Material type, unit, supplier, lead time) and says how a lead changes a minimum. §7.1 walks the shelves the way the app does and sends reorders to #purchasing-slackbot, since #purchasing was retired 2026-10-07. §7.3 uses the app's site names and Inventory → Boards. New §7.6 gives resin storage temperatures from the TDSs. §8 adds a no-chemicals-in-a-fridge check; §8 and §9 name the app records. Scope adds foam, core and donated stock. Tacky tape supplier set to Airtech AT-200Y (Simon, 2026-10-10). Crystallized 105 points to CS-008 rather than repeating it. §6 and the three disputed §5 minimums are unchanged, held for Simon. Register R-011-03, R-011-05..15, R-011-30 (§7.2 retitled), R-011-31 (Flammables cabinet row), R-000-09, R-008-10, R-014-05. The held spots (§5 minimums, §6) are marked.</w:t>
+            </w:r>
+          </w:p>
+        </w:tc>
+      </w:tr>
     </w:tbl>
     <w:p/>
     <w:p>
@@ -715,7 +776,7 @@
     </w:p>
     <w:p>
       <w:r>
-        <w:t>Consumables, resins/chemicals, cloth, tooling board, molds, and finished parts: where they live, when they get reordered, how they move.</w:t>
+        <w:t>Consumables, resins and chemicals, cloth, tooling board, foam and core stock, molds, finished parts, and donated or sponsor material: where they live, when they get reordered, how they move. Receiving a delivery into the app and the lot records it makes are CS-014.</w:t>
       </w:r>
     </w:p>
     <w:p>
@@ -976,7 +1037,7 @@
               <w:rPr>
                 <w:sz w:val="19"/>
               </w:rPr>
-              <w:t>The app's Stock tab (live tooling-board + offcut inventory)</w:t>
+              <w:t>The app's Inventory tab (Storage map, Materials list, Boards)</w:t>
             </w:r>
           </w:p>
         </w:tc>
@@ -995,6 +1056,141 @@
           </w:p>
         </w:tc>
       </w:tr>
+      <w:tr>
+        <w:tc>
+          <w:tcPr>
+            <w:tcW w:type="dxa" w:w="3216"/>
+          </w:tcPr>
+          <w:p>
+            <w:r>
+              <w:rPr>
+                <w:sz w:val="19"/>
+              </w:rPr>
+              <w:t>R6</w:t>
+            </w:r>
+          </w:p>
+        </w:tc>
+        <w:tc>
+          <w:tcPr>
+            <w:tcW w:type="dxa" w:w="3216"/>
+          </w:tcPr>
+          <w:p>
+            <w:r>
+              <w:rPr>
+                <w:sz w:val="19"/>
+              </w:rPr>
+              <w:t>CS-014 (receiving, lots, opening and emptying containers)</w:t>
+            </w:r>
+          </w:p>
+        </w:tc>
+        <w:tc>
+          <w:tcPr>
+            <w:tcW w:type="dxa" w:w="3216"/>
+          </w:tcPr>
+          <w:p>
+            <w:r>
+              <w:rPr>
+                <w:sz w:val="19"/>
+              </w:rPr>
+              <w:t>CS-014</w:t>
+            </w:r>
+          </w:p>
+        </w:tc>
+      </w:tr>
+      <w:tr>
+        <w:tc>
+          <w:tcPr>
+            <w:tcW w:type="dxa" w:w="3216"/>
+          </w:tcPr>
+          <w:p>
+            <w:r>
+              <w:rPr>
+                <w:sz w:val="19"/>
+              </w:rPr>
+              <w:t>R7</w:t>
+            </w:r>
+          </w:p>
+        </w:tc>
+        <w:tc>
+          <w:tcPr>
+            <w:tcW w:type="dxa" w:w="3216"/>
+          </w:tcPr>
+          <w:p>
+            <w:r>
+              <w:rPr>
+                <w:sz w:val="19"/>
+              </w:rPr>
+              <w:t>Resin TDS storage sections: IN2/AT30, XCR, West System 105 with 205/206/209</w:t>
+            </w:r>
+          </w:p>
+        </w:tc>
+        <w:tc>
+          <w:tcPr>
+            <w:tcW w:type="dxa" w:w="3216"/>
+          </w:tcPr>
+          <w:p>
+            <w:r>
+              <w:rPr>
+                <w:rFonts w:ascii="Courier New" w:hAnsi="Courier New"/>
+                <w:sz w:val="19"/>
+              </w:rPr>
+              <w:t>03 Datasheets/EC-TDS-IN2-Infusion-Resin.pdf</w:t>
+            </w:r>
+            <w:r>
+              <w:rPr>
+                <w:sz w:val="19"/>
+              </w:rPr>
+              <w:t xml:space="preserve">, </w:t>
+            </w:r>
+            <w:r>
+              <w:rPr>
+                <w:rFonts w:ascii="Courier New" w:hAnsi="Courier New"/>
+                <w:sz w:val="19"/>
+              </w:rPr>
+              <w:t>03 Datasheets/EC-TDS-XCR-Epoxy-Coating-Resin.pdf</w:t>
+            </w:r>
+            <w:r>
+              <w:rPr>
+                <w:sz w:val="19"/>
+              </w:rPr>
+              <w:t xml:space="preserve">, </w:t>
+            </w:r>
+            <w:r>
+              <w:rPr>
+                <w:rFonts w:ascii="Courier New" w:hAnsi="Courier New"/>
+                <w:sz w:val="19"/>
+              </w:rPr>
+              <w:t>03 Datasheets/west-system_slow-epoxy-hardener_206_tds.pdf</w:t>
+            </w:r>
+            <w:r>
+              <w:rPr>
+                <w:sz w:val="19"/>
+              </w:rPr>
+              <w:t xml:space="preserve">, </w:t>
+            </w:r>
+            <w:r>
+              <w:rPr>
+                <w:rFonts w:ascii="Courier New" w:hAnsi="Courier New"/>
+                <w:sz w:val="19"/>
+              </w:rPr>
+              <w:t>03 Datasheets/105_205-207-Combined.pdf</w:t>
+            </w:r>
+            <w:r>
+              <w:rPr>
+                <w:sz w:val="19"/>
+              </w:rPr>
+              <w:t xml:space="preserve">, </w:t>
+            </w:r>
+            <w:r>
+              <w:rPr>
+                <w:rFonts w:ascii="Courier New" w:hAnsi="Courier New"/>
+                <w:sz w:val="19"/>
+              </w:rPr>
+              <w:t>03 Datasheets/105-209-Epoxy-Resin-1.pdf</w:t>
+            </w:r>
+          </w:p>
+        </w:tc>
+      </w:tr>
     </w:tbl>
     <w:p/>
     <w:p>
@@ -1006,8 +1202,182 @@
       </w:r>
     </w:p>
     <w:p>
+      <w:pPr>
+        <w:pStyle w:val="ListBullet"/>
+      </w:pPr>
       <w:r>
-        <w:t>Min-stock (the level that triggers a reorder, sized so the order lands before stock-out at the supplier's lead time), stock walk, home location.</w:t>
+        <w:rPr>
+          <w:b/>
+        </w:rPr>
+        <w:t>Min-stock</w:t>
+      </w:r>
+      <w:r>
+        <w:t>: the level that triggers a reorder, sized so the order lands before stock-out at the supplier's lead time.</w:t>
+      </w:r>
+    </w:p>
+    <w:p>
+      <w:pPr>
+        <w:pStyle w:val="ListBullet"/>
+      </w:pPr>
+      <w:r>
+        <w:rPr>
+          <w:b/>
+        </w:rPr>
+        <w:t>Stock walk</w:t>
+      </w:r>
+      <w:r>
+        <w:t>: the monthly check of every shelf against its record (§7.1). The app records it per shelf as Contents last confirmed and Confirmed by.</w:t>
+      </w:r>
+    </w:p>
+    <w:p>
+      <w:pPr>
+        <w:pStyle w:val="ListBullet"/>
+      </w:pPr>
+      <w:r>
+        <w:rPr>
+          <w:b/>
+        </w:rPr>
+        <w:t>Home location</w:t>
+      </w:r>
+      <w:r>
+        <w:t>: the storage record (</w:t>
+      </w:r>
+      <w:r>
+        <w:rPr>
+          <w:rFonts w:ascii="Courier New" w:hAnsi="Courier New"/>
+        </w:rPr>
+        <w:t>BIN-SN6-###</w:t>
+      </w:r>
+      <w:r>
+        <w:t>) an object belongs on. Molds and material lots carry it in their Home location field.</w:t>
+      </w:r>
+    </w:p>
+    <w:p>
+      <w:pPr>
+        <w:pStyle w:val="ListBullet"/>
+      </w:pPr>
+      <w:r>
+        <w:rPr>
+          <w:b/>
+        </w:rPr>
+        <w:t>Lot</w:t>
+      </w:r>
+      <w:r>
+        <w:t>: one recorded container or roll (</w:t>
+      </w:r>
+      <w:r>
+        <w:rPr>
+          <w:rFonts w:ascii="Courier New" w:hAnsi="Courier New"/>
+        </w:rPr>
+        <w:t>FAB-SN6-###</w:t>
+      </w:r>
+      <w:r>
+        <w:t xml:space="preserve">, </w:t>
+      </w:r>
+      <w:r>
+        <w:rPr>
+          <w:rFonts w:ascii="Courier New" w:hAnsi="Courier New"/>
+        </w:rPr>
+        <w:t>RSN-SN6-###</w:t>
+      </w:r>
+      <w:r>
+        <w:t xml:space="preserve">, </w:t>
+      </w:r>
+      <w:r>
+        <w:rPr>
+          <w:rFonts w:ascii="Courier New" w:hAnsi="Courier New"/>
+        </w:rPr>
+        <w:t>CON-SN6-###</w:t>
+      </w:r>
+      <w:r>
+        <w:t>); a consumable lot is one record with a count. CS-014 owns lots.</w:t>
+      </w:r>
+    </w:p>
+    <w:p>
+      <w:pPr>
+        <w:pStyle w:val="ListBullet"/>
+      </w:pPr>
+      <w:r>
+        <w:rPr>
+          <w:b/>
+        </w:rPr>
+        <w:t>Material type</w:t>
+      </w:r>
+      <w:r>
+        <w:t xml:space="preserve">: the app's name for a kind of material across every container of it, for example </w:t>
+      </w:r>
+      <w:r>
+        <w:rPr>
+          <w:rFonts w:ascii="Courier New" w:hAnsi="Courier New"/>
+        </w:rPr>
+        <w:t>IN2</w:t>
+      </w:r>
+      <w:r>
+        <w:t xml:space="preserve">, </w:t>
+      </w:r>
+      <w:r>
+        <w:rPr>
+          <w:rFonts w:ascii="Courier New" w:hAnsi="Courier New"/>
+        </w:rPr>
+        <w:t>AT30</w:t>
+      </w:r>
+      <w:r>
+        <w:t xml:space="preserve"> or </w:t>
+      </w:r>
+      <w:r>
+        <w:rPr>
+          <w:rFonts w:ascii="Courier New" w:hAnsi="Courier New"/>
+        </w:rPr>
+        <w:t>WEST-105</w:t>
+      </w:r>
+      <w:r>
+        <w:t>. Restock rules and a shelf page's grouping both key on it.</w:t>
+      </w:r>
+    </w:p>
+    <w:p>
+      <w:pPr>
+        <w:pStyle w:val="ListBullet"/>
+      </w:pPr>
+      <w:r>
+        <w:rPr>
+          <w:b/>
+        </w:rPr>
+        <w:t>Restock rule</w:t>
+      </w:r>
+      <w:r>
+        <w:t>: one row of the §5 table as the app holds it: Material type, minimum, unit, supplier and lead time.</w:t>
+      </w:r>
+    </w:p>
+    <w:p>
+      <w:pPr>
+        <w:pStyle w:val="ListBullet"/>
+      </w:pPr>
+      <w:r>
+        <w:rPr>
+          <w:b/>
+        </w:rPr>
+        <w:t>How full</w:t>
+      </w:r>
+      <w:r>
+        <w:t>: a lot's level, Full, Half, Low or Empty. An Empty container counts as zero toward the minimum; an opened one counts as one container (</w:t>
+      </w:r>
+      <w:r>
+        <w:rPr>
+          <w:rFonts w:ascii="Courier New" w:hAnsi="Courier New"/>
+        </w:rPr>
+        <w:t>app/inventory.js</w:t>
+      </w:r>
+      <w:r>
+        <w:t xml:space="preserve">, </w:t>
+      </w:r>
+      <w:r>
+        <w:rPr>
+          <w:rFonts w:ascii="Courier New" w:hAnsi="Courier New"/>
+        </w:rPr>
+        <w:t>restockOnHand</w:t>
+      </w:r>
+      <w:r>
+        <w:t>).</w:t>
       </w:r>
     </w:p>
     <w:p>
@@ -1015,12 +1385,12 @@
         <w:pStyle w:val="Heading2"/>
       </w:pPr>
       <w:r>
-        <w:t>5. Equipment &amp; Materials: layup-blocker min-stock list (starting values; tune with usage data)</w:t>
+        <w:t>5. Minimum stock: what we never run out of</w:t>
       </w:r>
     </w:p>
     <w:p>
       <w:r>
-        <w:t>Sizing rule (§4): min stock = (burn rate × supplier lead time) + one job's worth. Worked examples for the three items that actually stop a layup; the rest of the table starts as one-job buffers, tuned with WO usage data:</w:t>
+        <w:t>These are starting values, tuned with usage data. Sizing rule (§4): min stock = (burn rate × supplier lead time) + one job's worth. Worked examples for the three items that actually stop a layup; the rest of the table starts as one-job buffers, tuned with WO usage data:</w:t>
       </w:r>
     </w:p>
     <w:p>
@@ -1034,25 +1404,7 @@
         <w:t>IN2 + AT30:</w:t>
       </w:r>
       <w:r>
-        <w:t xml:space="preserve"> SN5 logged ~1.95 kg mixed per large infusion; at the 2-infusions/week peak that is ~4 kg/week. Easy Composites lead ≥6 weeks (CS-012) → running dry mid-season costs ~6 weeks of infusions. One unopened kit (~4 kg) ≈ 1 peak week: it is the </w:t>
-      </w:r>
-      <w:r>
-        <w:rPr>
-          <w:i/>
-        </w:rPr>
-        <w:t>alarm</w:t>
-      </w:r>
-      <w:r>
-        <w:t xml:space="preserve">, not the buffer: when the walk finds only the unopened kit, the order is already late, so trigger at </w:t>
-      </w:r>
-      <w:r>
-        <w:rPr>
-          <w:b/>
-        </w:rPr>
-        <w:t>opened kit + 1 unopened</w:t>
-      </w:r>
-      <w:r>
-        <w:t>, and place the big seasonal orders per CS-012 §7.4 so the walk never trips this.</w:t>
+        <w:t xml:space="preserve"> about 1.95 kg mixed per large infusion (team estimate; no logged source); at the 2-infusions/week peak that is ~4 kg/week. Easy Composites lead ≥6 weeks (CS-012) → running dry mid-season costs ~6 weeks of infusions. One unopened kit (~4 kg, team estimate) ≈ 1 peak week: it is the alarm, not the buffer. When the walk finds only the unopened kit, the order is already late, so trigger at opened kit + 1 unopened, and place the big seasonal orders per CS-012 §7.4 so the walk never trips this.</w:t>
       </w:r>
     </w:p>
     <w:p>
@@ -1066,16 +1418,7 @@
         <w:t>XCR:</w:t>
       </w:r>
       <w:r>
-        <w:t xml:space="preserve"> ~1 kit seals 2–3 mold sections (tune from WO records); molds queue 2/week in peak → 1 kit ≈ 1 week. Same logic: </w:t>
-      </w:r>
-      <w:r>
-        <w:rPr>
-          <w:b/>
-        </w:rPr>
-        <w:t>1 unopened kit minimum</w:t>
-      </w:r>
-      <w:r>
-        <w:t>, ordered with every EC basket.</w:t>
+        <w:t xml:space="preserve"> ~1 kit seals 2–3 mold sections (tune from WO records); molds queue 2/week in peak → 1 kit ≈ 1 week. Same logic: 1 unopened kit minimum, ordered with every EC basket.</w:t>
       </w:r>
     </w:p>
     <w:p>
@@ -1089,16 +1432,1534 @@
         <w:t>Tacky tape:</w:t>
       </w:r>
       <w:r>
-        <w:t xml:space="preserve"> every bagged job uses 1–2 rolls of perimeter; 2 jobs/week → ~3 rolls/week; domestic lead ~1 week → </w:t>
+        <w:t xml:space="preserve"> every bagged job uses 1–2 rolls of perimeter; 2 jobs/week → ~3 rolls/week; domestic lead ~1 week → 6 rolls ≈ 2 weeks of peak burn.</w:t>
+      </w:r>
+    </w:p>
+    <w:tbl>
+      <w:tblPr>
+        <w:tblStyle w:val="TableGrid"/>
+        <w:tblW w:type="auto" w:w="0"/>
+        <w:jc w:val="center"/>
+        <w:tblLook w:firstColumn="1" w:firstRow="1" w:lastColumn="0" w:lastRow="0" w:noHBand="0" w:noVBand="1" w:val="04A0"/>
+      </w:tblPr>
+      <w:tblGrid>
+        <w:gridCol w:w="1608"/>
+        <w:gridCol w:w="1608"/>
+        <w:gridCol w:w="1608"/>
+        <w:gridCol w:w="1608"/>
+        <w:gridCol w:w="1608"/>
+        <w:gridCol w:w="1608"/>
+      </w:tblGrid>
+      <w:tr>
+        <w:tc>
+          <w:tcPr>
+            <w:tcW w:type="dxa" w:w="1608"/>
+            <w:shd w:val="clear" w:fill="003262"/>
+          </w:tcPr>
+          <w:p>
+            <w:r>
+              <w:rPr>
+                <w:b/>
+                <w:color w:val="FFFFFF"/>
+                <w:sz w:val="19"/>
+              </w:rPr>
+              <w:t>Material (Material type)</w:t>
+            </w:r>
+          </w:p>
+        </w:tc>
+        <w:tc>
+          <w:tcPr>
+            <w:tcW w:type="dxa" w:w="1608"/>
+            <w:shd w:val="clear" w:fill="003262"/>
+          </w:tcPr>
+          <w:p>
+            <w:r>
+              <w:rPr>
+                <w:b/>
+                <w:color w:val="FFFFFF"/>
+                <w:sz w:val="19"/>
+              </w:rPr>
+              <w:t>Minimum</w:t>
+            </w:r>
+          </w:p>
+        </w:tc>
+        <w:tc>
+          <w:tcPr>
+            <w:tcW w:type="dxa" w:w="1608"/>
+            <w:shd w:val="clear" w:fill="003262"/>
+          </w:tcPr>
+          <w:p>
+            <w:r>
+              <w:rPr>
+                <w:b/>
+                <w:color w:val="FFFFFF"/>
+                <w:sz w:val="19"/>
+              </w:rPr>
+              <w:t>Unit</w:t>
+            </w:r>
+          </w:p>
+        </w:tc>
+        <w:tc>
+          <w:tcPr>
+            <w:tcW w:type="dxa" w:w="1608"/>
+            <w:shd w:val="clear" w:fill="003262"/>
+          </w:tcPr>
+          <w:p>
+            <w:r>
+              <w:rPr>
+                <w:b/>
+                <w:color w:val="FFFFFF"/>
+                <w:sz w:val="19"/>
+              </w:rPr>
+              <w:t>Supplier</w:t>
+            </w:r>
+          </w:p>
+        </w:tc>
+        <w:tc>
+          <w:tcPr>
+            <w:tcW w:type="dxa" w:w="1608"/>
+            <w:shd w:val="clear" w:fill="003262"/>
+          </w:tcPr>
+          <w:p>
+            <w:r>
+              <w:rPr>
+                <w:b/>
+                <w:color w:val="FFFFFF"/>
+                <w:sz w:val="19"/>
+              </w:rPr>
+              <w:t>Lead time</w:t>
+            </w:r>
+          </w:p>
+        </w:tc>
+        <w:tc>
+          <w:tcPr>
+            <w:tcW w:type="dxa" w:w="1608"/>
+            <w:shd w:val="clear" w:fill="003262"/>
+          </w:tcPr>
+          <w:p>
+            <w:r>
+              <w:rPr>
+                <w:b/>
+                <w:color w:val="FFFFFF"/>
+                <w:sz w:val="19"/>
+              </w:rPr>
+              <w:t>Why it blocks</w:t>
+            </w:r>
+          </w:p>
+        </w:tc>
+      </w:tr>
+      <w:tr>
+        <w:tc>
+          <w:tcPr>
+            <w:tcW w:type="dxa" w:w="1608"/>
+          </w:tcPr>
+          <w:p>
+            <w:r>
+              <w:rPr>
+                <w:sz w:val="19"/>
+              </w:rPr>
+              <w:t>IN2 infusion resin (</w:t>
+            </w:r>
+            <w:r>
+              <w:rPr>
+                <w:rFonts w:ascii="Courier New" w:hAnsi="Courier New"/>
+                <w:sz w:val="19"/>
+              </w:rPr>
+              <w:t>IN2</w:t>
+            </w:r>
+            <w:r>
+              <w:rPr>
+                <w:sz w:val="19"/>
+              </w:rPr>
+              <w:t>)</w:t>
+            </w:r>
+          </w:p>
+        </w:tc>
+        <w:tc>
+          <w:tcPr>
+            <w:tcW w:type="dxa" w:w="1608"/>
+          </w:tcPr>
+          <w:p>
+            <w:r>
+              <w:rPr>
+                <w:sz w:val="19"/>
+              </w:rPr>
+              <w:t>2 on hand, one may be open</w:t>
+            </w:r>
+          </w:p>
+        </w:tc>
+        <w:tc>
+          <w:tcPr>
+            <w:tcW w:type="dxa" w:w="1608"/>
+          </w:tcPr>
+          <w:p>
+            <w:r>
+              <w:rPr>
+                <w:sz w:val="19"/>
+              </w:rPr>
+              <w:t>kit</w:t>
+            </w:r>
+          </w:p>
+        </w:tc>
+        <w:tc>
+          <w:tcPr>
+            <w:tcW w:type="dxa" w:w="1608"/>
+          </w:tcPr>
+          <w:p>
+            <w:r>
+              <w:rPr>
+                <w:sz w:val="19"/>
+              </w:rPr>
+              <w:t>Easy Composites</w:t>
+            </w:r>
+          </w:p>
+        </w:tc>
+        <w:tc>
+          <w:tcPr>
+            <w:tcW w:type="dxa" w:w="1608"/>
+          </w:tcPr>
+          <w:p>
+            <w:r>
+              <w:rPr>
+                <w:sz w:val="19"/>
+              </w:rPr>
+              <w:t>42 days</w:t>
+            </w:r>
+          </w:p>
+        </w:tc>
+        <w:tc>
+          <w:tcPr>
+            <w:tcW w:type="dxa" w:w="1608"/>
+          </w:tcPr>
+          <w:p>
+            <w:r>
+              <w:rPr>
+                <w:sz w:val="19"/>
+              </w:rPr>
+              <w:t>Every infusion; 6-week EC lead</w:t>
+            </w:r>
+          </w:p>
+        </w:tc>
+      </w:tr>
+      <w:tr>
+        <w:tc>
+          <w:tcPr>
+            <w:tcW w:type="dxa" w:w="1608"/>
+          </w:tcPr>
+          <w:p>
+            <w:r>
+              <w:rPr>
+                <w:sz w:val="19"/>
+              </w:rPr>
+              <w:t>AT30 slow hardener (</w:t>
+            </w:r>
+            <w:r>
+              <w:rPr>
+                <w:rFonts w:ascii="Courier New" w:hAnsi="Courier New"/>
+                <w:sz w:val="19"/>
+              </w:rPr>
+              <w:t>AT30</w:t>
+            </w:r>
+            <w:r>
+              <w:rPr>
+                <w:sz w:val="19"/>
+              </w:rPr>
+              <w:t>)</w:t>
+            </w:r>
+          </w:p>
+        </w:tc>
+        <w:tc>
+          <w:tcPr>
+            <w:tcW w:type="dxa" w:w="1608"/>
+          </w:tcPr>
+          <w:p>
+            <w:r>
+              <w:rPr>
+                <w:sz w:val="19"/>
+              </w:rPr>
+              <w:t>2 on hand, one may be open</w:t>
+            </w:r>
+          </w:p>
+        </w:tc>
+        <w:tc>
+          <w:tcPr>
+            <w:tcW w:type="dxa" w:w="1608"/>
+          </w:tcPr>
+          <w:p>
+            <w:r>
+              <w:rPr>
+                <w:sz w:val="19"/>
+              </w:rPr>
+              <w:t>kit</w:t>
+            </w:r>
+          </w:p>
+        </w:tc>
+        <w:tc>
+          <w:tcPr>
+            <w:tcW w:type="dxa" w:w="1608"/>
+          </w:tcPr>
+          <w:p>
+            <w:r>
+              <w:rPr>
+                <w:sz w:val="19"/>
+              </w:rPr>
+              <w:t>Easy Composites</w:t>
+            </w:r>
+          </w:p>
+        </w:tc>
+        <w:tc>
+          <w:tcPr>
+            <w:tcW w:type="dxa" w:w="1608"/>
+          </w:tcPr>
+          <w:p>
+            <w:r>
+              <w:rPr>
+                <w:sz w:val="19"/>
+              </w:rPr>
+              <w:t>42 days</w:t>
+            </w:r>
+          </w:p>
+        </w:tc>
+        <w:tc>
+          <w:tcPr>
+            <w:tcW w:type="dxa" w:w="1608"/>
+          </w:tcPr>
+          <w:p>
+            <w:r>
+              <w:rPr>
+                <w:sz w:val="19"/>
+              </w:rPr>
+              <w:t>Pairs with IN2</w:t>
+            </w:r>
+          </w:p>
+        </w:tc>
+      </w:tr>
+      <w:tr>
+        <w:tc>
+          <w:tcPr>
+            <w:tcW w:type="dxa" w:w="1608"/>
+          </w:tcPr>
+          <w:p>
+            <w:r>
+              <w:rPr>
+                <w:sz w:val="19"/>
+              </w:rPr>
+              <w:t>West 105 + 206 (</w:t>
+            </w:r>
+            <w:r>
+              <w:rPr>
+                <w:rFonts w:ascii="Courier New" w:hAnsi="Courier New"/>
+                <w:sz w:val="19"/>
+              </w:rPr>
+              <w:t>WEST-105</w:t>
+            </w:r>
+            <w:r>
+              <w:rPr>
+                <w:sz w:val="19"/>
+              </w:rPr>
+              <w:t xml:space="preserve">, </w:t>
+            </w:r>
+            <w:r>
+              <w:rPr>
+                <w:rFonts w:ascii="Courier New" w:hAnsi="Courier New"/>
+                <w:sz w:val="19"/>
+              </w:rPr>
+              <w:t>WEST-206</w:t>
+            </w:r>
+            <w:r>
+              <w:rPr>
+                <w:sz w:val="19"/>
+              </w:rPr>
+              <w:t>)</w:t>
+            </w:r>
+          </w:p>
+        </w:tc>
+        <w:tc>
+          <w:tcPr>
+            <w:tcW w:type="dxa" w:w="1608"/>
+          </w:tcPr>
+          <w:p>
+            <w:r>
+              <w:rPr>
+                <w:sz w:val="19"/>
+              </w:rPr>
+              <w:t>½ tank + 1 can [held for Simon: R-011-04; the app holds 1 tank]</w:t>
+            </w:r>
+          </w:p>
+        </w:tc>
+        <w:tc>
+          <w:tcPr>
+            <w:tcW w:type="dxa" w:w="1608"/>
+          </w:tcPr>
+          <w:p>
+            <w:r>
+              <w:rPr>
+                <w:sz w:val="19"/>
+              </w:rPr>
+              <w:t>tank, can</w:t>
+            </w:r>
+          </w:p>
+        </w:tc>
+        <w:tc>
+          <w:tcPr>
+            <w:tcW w:type="dxa" w:w="1608"/>
+          </w:tcPr>
+          <w:p>
+            <w:r>
+              <w:rPr>
+                <w:sz w:val="19"/>
+              </w:rPr>
+              <w:t>West System</w:t>
+            </w:r>
+          </w:p>
+        </w:tc>
+        <w:tc>
+          <w:tcPr>
+            <w:tcW w:type="dxa" w:w="1608"/>
+          </w:tcPr>
+          <w:p>
+            <w:r>
+              <w:rPr>
+                <w:sz w:val="19"/>
+              </w:rPr>
+              <w:t>14 days</w:t>
+            </w:r>
+          </w:p>
+        </w:tc>
+        <w:tc>
+          <w:tcPr>
+            <w:tcW w:type="dxa" w:w="1608"/>
+          </w:tcPr>
+          <w:p>
+            <w:r>
+              <w:rPr>
+                <w:sz w:val="19"/>
+              </w:rPr>
+              <w:t>Every wet layup</w:t>
+            </w:r>
+          </w:p>
+        </w:tc>
+      </w:tr>
+      <w:tr>
+        <w:tc>
+          <w:tcPr>
+            <w:tcW w:type="dxa" w:w="1608"/>
+          </w:tcPr>
+          <w:p>
+            <w:r>
+              <w:rPr>
+                <w:sz w:val="19"/>
+              </w:rPr>
+              <w:t>XCR (</w:t>
+            </w:r>
+            <w:r>
+              <w:rPr>
+                <w:rFonts w:ascii="Courier New" w:hAnsi="Courier New"/>
+                <w:sz w:val="19"/>
+              </w:rPr>
+              <w:t>XCR</w:t>
+            </w:r>
+            <w:r>
+              <w:rPr>
+                <w:sz w:val="19"/>
+              </w:rPr>
+              <w:t>)</w:t>
+            </w:r>
+          </w:p>
+        </w:tc>
+        <w:tc>
+          <w:tcPr>
+            <w:tcW w:type="dxa" w:w="1608"/>
+          </w:tcPr>
+          <w:p>
+            <w:r>
+              <w:rPr>
+                <w:sz w:val="19"/>
+              </w:rPr>
+              <w:t>1 [held for Simon: R-011-04; the app holds 2]</w:t>
+            </w:r>
+          </w:p>
+        </w:tc>
+        <w:tc>
+          <w:tcPr>
+            <w:tcW w:type="dxa" w:w="1608"/>
+          </w:tcPr>
+          <w:p>
+            <w:r>
+              <w:rPr>
+                <w:sz w:val="19"/>
+              </w:rPr>
+              <w:t>kit</w:t>
+            </w:r>
+          </w:p>
+        </w:tc>
+        <w:tc>
+          <w:tcPr>
+            <w:tcW w:type="dxa" w:w="1608"/>
+          </w:tcPr>
+          <w:p>
+            <w:r>
+              <w:rPr>
+                <w:sz w:val="19"/>
+              </w:rPr>
+              <w:t>Easy Composites</w:t>
+            </w:r>
+          </w:p>
+        </w:tc>
+        <w:tc>
+          <w:tcPr>
+            <w:tcW w:type="dxa" w:w="1608"/>
+          </w:tcPr>
+          <w:p>
+            <w:r>
+              <w:rPr>
+                <w:sz w:val="19"/>
+              </w:rPr>
+              <w:t>42 days</w:t>
+            </w:r>
+          </w:p>
+        </w:tc>
+        <w:tc>
+          <w:tcPr>
+            <w:tcW w:type="dxa" w:w="1608"/>
+          </w:tcPr>
+          <w:p>
+            <w:r>
+              <w:rPr>
+                <w:sz w:val="19"/>
+              </w:rPr>
+              <w:t>Every mold</w:t>
+            </w:r>
+          </w:p>
+        </w:tc>
+      </w:tr>
+      <w:tr>
+        <w:tc>
+          <w:tcPr>
+            <w:tcW w:type="dxa" w:w="1608"/>
+          </w:tcPr>
+          <w:p>
+            <w:r>
+              <w:rPr>
+                <w:sz w:val="19"/>
+              </w:rPr>
+              <w:t>VB160 bag film (</w:t>
+            </w:r>
+            <w:r>
+              <w:rPr>
+                <w:rFonts w:ascii="Courier New" w:hAnsi="Courier New"/>
+                <w:sz w:val="19"/>
+              </w:rPr>
+              <w:t>VB160</w:t>
+            </w:r>
+            <w:r>
+              <w:rPr>
+                <w:sz w:val="19"/>
+              </w:rPr>
+              <w:t>)</w:t>
+            </w:r>
+          </w:p>
+        </w:tc>
+        <w:tc>
+          <w:tcPr>
+            <w:tcW w:type="dxa" w:w="1608"/>
+          </w:tcPr>
+          <w:p>
+            <w:r>
+              <w:rPr>
+                <w:sz w:val="19"/>
+              </w:rPr>
+              <w:t>1</w:t>
+            </w:r>
+          </w:p>
+        </w:tc>
+        <w:tc>
+          <w:tcPr>
+            <w:tcW w:type="dxa" w:w="1608"/>
+          </w:tcPr>
+          <w:p>
+            <w:r>
+              <w:rPr>
+                <w:sz w:val="19"/>
+              </w:rPr>
+              <w:t>roll</w:t>
+            </w:r>
+          </w:p>
+        </w:tc>
+        <w:tc>
+          <w:tcPr>
+            <w:tcW w:type="dxa" w:w="1608"/>
+          </w:tcPr>
+          <w:p>
+            <w:r>
+              <w:rPr>
+                <w:sz w:val="19"/>
+              </w:rPr>
+              <w:t>Easy Composites</w:t>
+            </w:r>
+          </w:p>
+        </w:tc>
+        <w:tc>
+          <w:tcPr>
+            <w:tcW w:type="dxa" w:w="1608"/>
+          </w:tcPr>
+          <w:p>
+            <w:r>
+              <w:rPr>
+                <w:sz w:val="19"/>
+              </w:rPr>
+              <w:t>42 days</w:t>
+            </w:r>
+          </w:p>
+        </w:tc>
+        <w:tc>
+          <w:tcPr>
+            <w:tcW w:type="dxa" w:w="1608"/>
+          </w:tcPr>
+          <w:p>
+            <w:r>
+              <w:rPr>
+                <w:sz w:val="19"/>
+              </w:rPr>
+              <w:t>Everything bagged</w:t>
+            </w:r>
+          </w:p>
+        </w:tc>
+      </w:tr>
+      <w:tr>
+        <w:tc>
+          <w:tcPr>
+            <w:tcW w:type="dxa" w:w="1608"/>
+          </w:tcPr>
+          <w:p>
+            <w:r>
+              <w:rPr>
+                <w:sz w:val="19"/>
+              </w:rPr>
+              <w:t>Peel ply (</w:t>
+            </w:r>
+            <w:r>
+              <w:rPr>
+                <w:rFonts w:ascii="Courier New" w:hAnsi="Courier New"/>
+                <w:sz w:val="19"/>
+              </w:rPr>
+              <w:t>PEEL-PLY</w:t>
+            </w:r>
+            <w:r>
+              <w:rPr>
+                <w:sz w:val="19"/>
+              </w:rPr>
+              <w:t>)</w:t>
+            </w:r>
+          </w:p>
+        </w:tc>
+        <w:tc>
+          <w:tcPr>
+            <w:tcW w:type="dxa" w:w="1608"/>
+          </w:tcPr>
+          <w:p>
+            <w:r>
+              <w:rPr>
+                <w:sz w:val="19"/>
+              </w:rPr>
+              <w:t>1</w:t>
+            </w:r>
+          </w:p>
+        </w:tc>
+        <w:tc>
+          <w:tcPr>
+            <w:tcW w:type="dxa" w:w="1608"/>
+          </w:tcPr>
+          <w:p>
+            <w:r>
+              <w:rPr>
+                <w:sz w:val="19"/>
+              </w:rPr>
+              <w:t>roll</w:t>
+            </w:r>
+          </w:p>
+        </w:tc>
+        <w:tc>
+          <w:tcPr>
+            <w:tcW w:type="dxa" w:w="1608"/>
+          </w:tcPr>
+          <w:p>
+            <w:r>
+              <w:rPr>
+                <w:sz w:val="19"/>
+              </w:rPr>
+              <w:t>Easy Composites</w:t>
+            </w:r>
+          </w:p>
+        </w:tc>
+        <w:tc>
+          <w:tcPr>
+            <w:tcW w:type="dxa" w:w="1608"/>
+          </w:tcPr>
+          <w:p>
+            <w:r>
+              <w:rPr>
+                <w:sz w:val="19"/>
+              </w:rPr>
+              <w:t>42 days</w:t>
+            </w:r>
+          </w:p>
+        </w:tc>
+        <w:tc>
+          <w:tcPr>
+            <w:tcW w:type="dxa" w:w="1608"/>
+          </w:tcPr>
+          <w:p>
+            <w:r>
+              <w:rPr>
+                <w:sz w:val="19"/>
+              </w:rPr>
+              <w:t>Everything bagged</w:t>
+            </w:r>
+          </w:p>
+        </w:tc>
+      </w:tr>
+      <w:tr>
+        <w:tc>
+          <w:tcPr>
+            <w:tcW w:type="dxa" w:w="1608"/>
+          </w:tcPr>
+          <w:p>
+            <w:r>
+              <w:rPr>
+                <w:sz w:val="19"/>
+              </w:rPr>
+              <w:t>Flow mesh (</w:t>
+            </w:r>
+            <w:r>
+              <w:rPr>
+                <w:rFonts w:ascii="Courier New" w:hAnsi="Courier New"/>
+                <w:sz w:val="19"/>
+              </w:rPr>
+              <w:t>FLOW-MESH</w:t>
+            </w:r>
+            <w:r>
+              <w:rPr>
+                <w:sz w:val="19"/>
+              </w:rPr>
+              <w:t>)</w:t>
+            </w:r>
+          </w:p>
+        </w:tc>
+        <w:tc>
+          <w:tcPr>
+            <w:tcW w:type="dxa" w:w="1608"/>
+          </w:tcPr>
+          <w:p>
+            <w:r>
+              <w:rPr>
+                <w:sz w:val="19"/>
+              </w:rPr>
+              <w:t>1</w:t>
+            </w:r>
+          </w:p>
+        </w:tc>
+        <w:tc>
+          <w:tcPr>
+            <w:tcW w:type="dxa" w:w="1608"/>
+          </w:tcPr>
+          <w:p>
+            <w:r>
+              <w:rPr>
+                <w:sz w:val="19"/>
+              </w:rPr>
+              <w:t>roll</w:t>
+            </w:r>
+          </w:p>
+        </w:tc>
+        <w:tc>
+          <w:tcPr>
+            <w:tcW w:type="dxa" w:w="1608"/>
+          </w:tcPr>
+          <w:p>
+            <w:r>
+              <w:rPr>
+                <w:sz w:val="19"/>
+              </w:rPr>
+              <w:t>Easy Composites</w:t>
+            </w:r>
+          </w:p>
+        </w:tc>
+        <w:tc>
+          <w:tcPr>
+            <w:tcW w:type="dxa" w:w="1608"/>
+          </w:tcPr>
+          <w:p>
+            <w:r>
+              <w:rPr>
+                <w:sz w:val="19"/>
+              </w:rPr>
+              <w:t>42 days</w:t>
+            </w:r>
+          </w:p>
+        </w:tc>
+        <w:tc>
+          <w:tcPr>
+            <w:tcW w:type="dxa" w:w="1608"/>
+          </w:tcPr>
+          <w:p>
+            <w:r>
+              <w:rPr>
+                <w:sz w:val="19"/>
+              </w:rPr>
+              <w:t>Everything infused</w:t>
+            </w:r>
+          </w:p>
+        </w:tc>
+      </w:tr>
+      <w:tr>
+        <w:tc>
+          <w:tcPr>
+            <w:tcW w:type="dxa" w:w="1608"/>
+          </w:tcPr>
+          <w:p>
+            <w:r>
+              <w:rPr>
+                <w:sz w:val="19"/>
+              </w:rPr>
+              <w:t>Tacky tape (</w:t>
+            </w:r>
+            <w:r>
+              <w:rPr>
+                <w:rFonts w:ascii="Courier New" w:hAnsi="Courier New"/>
+                <w:sz w:val="19"/>
+              </w:rPr>
+              <w:t>TACKY-TAPE</w:t>
+            </w:r>
+            <w:r>
+              <w:rPr>
+                <w:sz w:val="19"/>
+              </w:rPr>
+              <w:t>)</w:t>
+            </w:r>
+          </w:p>
+        </w:tc>
+        <w:tc>
+          <w:tcPr>
+            <w:tcW w:type="dxa" w:w="1608"/>
+          </w:tcPr>
+          <w:p>
+            <w:r>
+              <w:rPr>
+                <w:sz w:val="19"/>
+              </w:rPr>
+              <w:t>6</w:t>
+            </w:r>
+          </w:p>
+        </w:tc>
+        <w:tc>
+          <w:tcPr>
+            <w:tcW w:type="dxa" w:w="1608"/>
+          </w:tcPr>
+          <w:p>
+            <w:r>
+              <w:rPr>
+                <w:sz w:val="19"/>
+              </w:rPr>
+              <w:t>roll</w:t>
+            </w:r>
+          </w:p>
+        </w:tc>
+        <w:tc>
+          <w:tcPr>
+            <w:tcW w:type="dxa" w:w="1608"/>
+          </w:tcPr>
+          <w:p>
+            <w:r>
+              <w:rPr>
+                <w:sz w:val="19"/>
+              </w:rPr>
+              <w:t xml:space="preserve">Airtech (AT-200Y, </w:t>
+            </w:r>
+            <w:r>
+              <w:rPr>
+                <w:rFonts w:ascii="Courier New" w:hAnsi="Courier New"/>
+                <w:sz w:val="19"/>
+              </w:rPr>
+              <w:t>03 Datasheets/AIRTECH-TDS-AT-200Y-Sealant-Tape.pdf</w:t>
+            </w:r>
+            <w:r>
+              <w:rPr>
+                <w:sz w:val="19"/>
+              </w:rPr>
+              <w:t>)</w:t>
+            </w:r>
+          </w:p>
+        </w:tc>
+        <w:tc>
+          <w:tcPr>
+            <w:tcW w:type="dxa" w:w="1608"/>
+          </w:tcPr>
+          <w:p>
+            <w:r>
+              <w:rPr>
+                <w:sz w:val="19"/>
+              </w:rPr>
+              <w:t>7 days (team planning value)</w:t>
+            </w:r>
+          </w:p>
+        </w:tc>
+        <w:tc>
+          <w:tcPr>
+            <w:tcW w:type="dxa" w:w="1608"/>
+          </w:tcPr>
+          <w:p>
+            <w:r>
+              <w:rPr>
+                <w:sz w:val="19"/>
+              </w:rPr>
+              <w:t>Everything bagged; team burns it fast</w:t>
+            </w:r>
+          </w:p>
+        </w:tc>
+      </w:tr>
+      <w:tr>
+        <w:tc>
+          <w:tcPr>
+            <w:tcW w:type="dxa" w:w="1608"/>
+          </w:tcPr>
+          <w:p>
+            <w:r>
+              <w:rPr>
+                <w:sz w:val="19"/>
+              </w:rPr>
+              <w:t>Nitrile gloves (</w:t>
+            </w:r>
+            <w:r>
+              <w:rPr>
+                <w:rFonts w:ascii="Courier New" w:hAnsi="Courier New"/>
+                <w:sz w:val="19"/>
+              </w:rPr>
+              <w:t>GLOVES-NITRILE</w:t>
+            </w:r>
+            <w:r>
+              <w:rPr>
+                <w:sz w:val="19"/>
+              </w:rPr>
+              <w:t>)</w:t>
+            </w:r>
+          </w:p>
+        </w:tc>
+        <w:tc>
+          <w:tcPr>
+            <w:tcW w:type="dxa" w:w="1608"/>
+          </w:tcPr>
+          <w:p>
+            <w:r>
+              <w:rPr>
+                <w:sz w:val="19"/>
+              </w:rPr>
+              <w:t>2</w:t>
+            </w:r>
+          </w:p>
+        </w:tc>
+        <w:tc>
+          <w:tcPr>
+            <w:tcW w:type="dxa" w:w="1608"/>
+          </w:tcPr>
+          <w:p>
+            <w:r>
+              <w:rPr>
+                <w:sz w:val="19"/>
+              </w:rPr>
+              <w:t>box per size</w:t>
+            </w:r>
+          </w:p>
+        </w:tc>
+        <w:tc>
+          <w:tcPr>
+            <w:tcW w:type="dxa" w:w="1608"/>
+          </w:tcPr>
+          <w:p>
+            <w:r>
+              <w:rPr>
+                <w:sz w:val="19"/>
+              </w:rPr>
+              <w:t>McMaster</w:t>
+            </w:r>
+          </w:p>
+        </w:tc>
+        <w:tc>
+          <w:tcPr>
+            <w:tcW w:type="dxa" w:w="1608"/>
+          </w:tcPr>
+          <w:p>
+            <w:r>
+              <w:rPr>
+                <w:sz w:val="19"/>
+              </w:rPr>
+              <w:t>7 days</w:t>
+            </w:r>
+          </w:p>
+        </w:tc>
+        <w:tc>
+          <w:tcPr>
+            <w:tcW w:type="dxa" w:w="1608"/>
+          </w:tcPr>
+          <w:p>
+            <w:r>
+              <w:rPr>
+                <w:sz w:val="19"/>
+              </w:rPr>
+              <w:t>Everything</w:t>
+            </w:r>
+          </w:p>
+        </w:tc>
+      </w:tr>
+      <w:tr>
+        <w:tc>
+          <w:tcPr>
+            <w:tcW w:type="dxa" w:w="1608"/>
+          </w:tcPr>
+          <w:p>
+            <w:r>
+              <w:rPr>
+                <w:sz w:val="19"/>
+              </w:rPr>
+              <w:t>Mixing cups (</w:t>
+            </w:r>
+            <w:r>
+              <w:rPr>
+                <w:rFonts w:ascii="Courier New" w:hAnsi="Courier New"/>
+                <w:sz w:val="19"/>
+              </w:rPr>
+              <w:t>MIXING-CUPS</w:t>
+            </w:r>
+            <w:r>
+              <w:rPr>
+                <w:sz w:val="19"/>
+              </w:rPr>
+              <w:t>)</w:t>
+            </w:r>
+          </w:p>
+        </w:tc>
+        <w:tc>
+          <w:tcPr>
+            <w:tcW w:type="dxa" w:w="1608"/>
+          </w:tcPr>
+          <w:p>
+            <w:r>
+              <w:rPr>
+                <w:sz w:val="19"/>
+              </w:rPr>
+              <w:t>50</w:t>
+            </w:r>
+          </w:p>
+        </w:tc>
+        <w:tc>
+          <w:tcPr>
+            <w:tcW w:type="dxa" w:w="1608"/>
+          </w:tcPr>
+          <w:p>
+            <w:r>
+              <w:rPr>
+                <w:sz w:val="19"/>
+              </w:rPr>
+              <w:t>cup</w:t>
+            </w:r>
+          </w:p>
+        </w:tc>
+        <w:tc>
+          <w:tcPr>
+            <w:tcW w:type="dxa" w:w="1608"/>
+          </w:tcPr>
+          <w:p>
+            <w:r>
+              <w:rPr>
+                <w:sz w:val="19"/>
+              </w:rPr>
+              <w:t>McMaster</w:t>
+            </w:r>
+          </w:p>
+        </w:tc>
+        <w:tc>
+          <w:tcPr>
+            <w:tcW w:type="dxa" w:w="1608"/>
+          </w:tcPr>
+          <w:p>
+            <w:r>
+              <w:rPr>
+                <w:sz w:val="19"/>
+              </w:rPr>
+              <w:t>7 days</w:t>
+            </w:r>
+          </w:p>
+        </w:tc>
+        <w:tc>
+          <w:tcPr>
+            <w:tcW w:type="dxa" w:w="1608"/>
+          </w:tcPr>
+          <w:p>
+            <w:r>
+              <w:rPr>
+                <w:sz w:val="19"/>
+              </w:rPr>
+              <w:t>Everything</w:t>
+            </w:r>
+          </w:p>
+        </w:tc>
+      </w:tr>
+      <w:tr>
+        <w:tc>
+          <w:tcPr>
+            <w:tcW w:type="dxa" w:w="1608"/>
+          </w:tcPr>
+          <w:p>
+            <w:r>
+              <w:rPr>
+                <w:sz w:val="19"/>
+              </w:rPr>
+              <w:t>Mixing sticks (</w:t>
+            </w:r>
+            <w:r>
+              <w:rPr>
+                <w:rFonts w:ascii="Courier New" w:hAnsi="Courier New"/>
+                <w:sz w:val="19"/>
+              </w:rPr>
+              <w:t>MIXING-STICKS</w:t>
+            </w:r>
+            <w:r>
+              <w:rPr>
+                <w:sz w:val="19"/>
+              </w:rPr>
+              <w:t>)</w:t>
+            </w:r>
+          </w:p>
+        </w:tc>
+        <w:tc>
+          <w:tcPr>
+            <w:tcW w:type="dxa" w:w="1608"/>
+          </w:tcPr>
+          <w:p>
+            <w:r>
+              <w:rPr>
+                <w:sz w:val="19"/>
+              </w:rPr>
+              <w:t>50</w:t>
+            </w:r>
+          </w:p>
+        </w:tc>
+        <w:tc>
+          <w:tcPr>
+            <w:tcW w:type="dxa" w:w="1608"/>
+          </w:tcPr>
+          <w:p>
+            <w:r>
+              <w:rPr>
+                <w:sz w:val="19"/>
+              </w:rPr>
+              <w:t>stick</w:t>
+            </w:r>
+          </w:p>
+        </w:tc>
+        <w:tc>
+          <w:tcPr>
+            <w:tcW w:type="dxa" w:w="1608"/>
+          </w:tcPr>
+          <w:p>
+            <w:r>
+              <w:rPr>
+                <w:sz w:val="19"/>
+              </w:rPr>
+              <w:t>McMaster</w:t>
+            </w:r>
+          </w:p>
+        </w:tc>
+        <w:tc>
+          <w:tcPr>
+            <w:tcW w:type="dxa" w:w="1608"/>
+          </w:tcPr>
+          <w:p>
+            <w:r>
+              <w:rPr>
+                <w:sz w:val="19"/>
+              </w:rPr>
+              <w:t>7 days</w:t>
+            </w:r>
+          </w:p>
+        </w:tc>
+        <w:tc>
+          <w:tcPr>
+            <w:tcW w:type="dxa" w:w="1608"/>
+          </w:tcPr>
+          <w:p>
+            <w:r>
+              <w:rPr>
+                <w:sz w:val="19"/>
+              </w:rPr>
+              <w:t>Everything</w:t>
+            </w:r>
+          </w:p>
+        </w:tc>
+      </w:tr>
+      <w:tr>
+        <w:tc>
+          <w:tcPr>
+            <w:tcW w:type="dxa" w:w="1608"/>
+          </w:tcPr>
+          <w:p>
+            <w:r>
+              <w:rPr>
+                <w:sz w:val="19"/>
+              </w:rPr>
+              <w:t>Respirator cartridges, A + P100 (</w:t>
+            </w:r>
+            <w:r>
+              <w:rPr>
+                <w:rFonts w:ascii="Courier New" w:hAnsi="Courier New"/>
+                <w:sz w:val="19"/>
+              </w:rPr>
+              <w:t>CARTRIDGE-A-P100</w:t>
+            </w:r>
+            <w:r>
+              <w:rPr>
+                <w:sz w:val="19"/>
+              </w:rPr>
+              <w:t>)</w:t>
+            </w:r>
+          </w:p>
+        </w:tc>
+        <w:tc>
+          <w:tcPr>
+            <w:tcW w:type="dxa" w:w="1608"/>
+          </w:tcPr>
+          <w:p>
+            <w:r>
+              <w:rPr>
+                <w:sz w:val="19"/>
+              </w:rPr>
+              <w:t>2</w:t>
+            </w:r>
+          </w:p>
+        </w:tc>
+        <w:tc>
+          <w:tcPr>
+            <w:tcW w:type="dxa" w:w="1608"/>
+          </w:tcPr>
+          <w:p>
+            <w:r>
+              <w:rPr>
+                <w:sz w:val="19"/>
+              </w:rPr>
+              <w:t>set</w:t>
+            </w:r>
+          </w:p>
+        </w:tc>
+        <w:tc>
+          <w:tcPr>
+            <w:tcW w:type="dxa" w:w="1608"/>
+          </w:tcPr>
+          <w:p>
+            <w:r>
+              <w:rPr>
+                <w:sz w:val="19"/>
+              </w:rPr>
+              <w:t>McMaster</w:t>
+            </w:r>
+          </w:p>
+        </w:tc>
+        <w:tc>
+          <w:tcPr>
+            <w:tcW w:type="dxa" w:w="1608"/>
+          </w:tcPr>
+          <w:p>
+            <w:r>
+              <w:rPr>
+                <w:sz w:val="19"/>
+              </w:rPr>
+              <w:t>7 days</w:t>
+            </w:r>
+          </w:p>
+        </w:tc>
+        <w:tc>
+          <w:tcPr>
+            <w:tcW w:type="dxa" w:w="1608"/>
+          </w:tcPr>
+          <w:p>
+            <w:r>
+              <w:rPr>
+                <w:sz w:val="19"/>
+              </w:rPr>
+              <w:t>Safety-blocking</w:t>
+            </w:r>
+          </w:p>
+        </w:tc>
+      </w:tr>
+      <w:tr>
+        <w:tc>
+          <w:tcPr>
+            <w:tcW w:type="dxa" w:w="1608"/>
+          </w:tcPr>
+          <w:p>
+            <w:r>
+              <w:rPr>
+                <w:sz w:val="19"/>
+              </w:rPr>
+              <w:t>195 twill cloth (</w:t>
+            </w:r>
+            <w:r>
+              <w:rPr>
+                <w:rFonts w:ascii="Courier New" w:hAnsi="Courier New"/>
+                <w:sz w:val="19"/>
+              </w:rPr>
+              <w:t>195-TWILL</w:t>
+            </w:r>
+            <w:r>
+              <w:rPr>
+                <w:sz w:val="19"/>
+              </w:rPr>
+              <w:t>)</w:t>
+            </w:r>
+          </w:p>
+        </w:tc>
+        <w:tc>
+          <w:tcPr>
+            <w:tcW w:type="dxa" w:w="1608"/>
+          </w:tcPr>
+          <w:p>
+            <w:r>
+              <w:rPr>
+                <w:sz w:val="19"/>
+              </w:rPr>
+              <w:t>10 [held for Simon: R-011-04; the app holds 1 roll]</w:t>
+            </w:r>
+          </w:p>
+        </w:tc>
+        <w:tc>
+          <w:tcPr>
+            <w:tcW w:type="dxa" w:w="1608"/>
+          </w:tcPr>
+          <w:p>
+            <w:r>
+              <w:rPr>
+                <w:sz w:val="19"/>
+              </w:rPr>
+              <w:t>yd</w:t>
+            </w:r>
+          </w:p>
+        </w:tc>
+        <w:tc>
+          <w:tcPr>
+            <w:tcW w:type="dxa" w:w="1608"/>
+          </w:tcPr>
+          <w:p>
+            <w:r>
+              <w:rPr>
+                <w:sz w:val="19"/>
+              </w:rPr>
+              <w:t>Sigmatex (sponsor)</w:t>
+            </w:r>
+          </w:p>
+        </w:tc>
+        <w:tc>
+          <w:tcPr>
+            <w:tcW w:type="dxa" w:w="1608"/>
+          </w:tcPr>
+          <w:p>
+            <w:r>
+              <w:rPr>
+                <w:sz w:val="19"/>
+              </w:rPr>
+              <w:t>30 days</w:t>
+            </w:r>
+          </w:p>
+        </w:tc>
+        <w:tc>
+          <w:tcPr>
+            <w:tcW w:type="dxa" w:w="1608"/>
+          </w:tcPr>
+          <w:p>
+            <w:r>
+              <w:rPr>
+                <w:sz w:val="19"/>
+              </w:rPr>
+              <w:t>Most stacks</w:t>
+            </w:r>
+          </w:p>
+        </w:tc>
+      </w:tr>
+    </w:tbl>
+    <w:p/>
+    <w:p>
+      <w:r>
+        <w:t>Lead times are the team's planning values from the app's restock table (</w:t>
+      </w:r>
+      <w:r>
+        <w:rPr>
+          <w:rFonts w:ascii="Courier New" w:hAnsi="Courier New"/>
+        </w:rPr>
+        <w:t>app/inventory.js</w:t>
+      </w:r>
+      <w:r>
+        <w:t xml:space="preserve">, </w:t>
+      </w:r>
+      <w:r>
+        <w:rPr>
+          <w:rFonts w:ascii="Courier New" w:hAnsi="Courier New"/>
+        </w:rPr>
+        <w:t>RESTOCK_SEED</w:t>
+      </w:r>
+      <w:r>
+        <w:t>); Easy Composites' 42 days is the ≥6 weeks of §7.2 (PP-02).</w:t>
+      </w:r>
+    </w:p>
+    <w:p>
+      <w:r>
+        <w:t xml:space="preserve">The app holds this table as its restock rules, and those are the live values: the Running out card on Inventory → Storage map lists every Material type at or below its minimum. Until R-011-04 is decided, three rows differ from the app: it holds XCR at 2 kits, West 105 at 1 tank and 195 twill at 1 roll, and the Running out card uses the app's values. A lead tunes a minimum by editing </w:t>
+      </w:r>
+      <w:r>
+        <w:rPr>
+          <w:rFonts w:ascii="Courier New" w:hAnsi="Courier New"/>
+        </w:rPr>
+        <w:t>config/restock</w:t>
+      </w:r>
+      <w:r>
+        <w:t xml:space="preserve"> in the Firebase console; there is no editor in the app. A change there is a change to this table, and the lead who makes it shall open a revision of this standard within two weeks (CS-000 §2, §7.2).</w:t>
+      </w:r>
+    </w:p>
+    <w:p>
+      <w:r>
+        <w:t>A Material type appears on Running out only once at least one lot carries it. The Receiving desk fills it from a typed name (CS-014 §7.3 step 6); rows filled by Arrived ▸ or Take all do not get one. For a lot that still has none, press Link materials on the Materials list (CS-014 §7.7 step 3) or set it with Edit on the lot.</w:t>
+      </w:r>
+    </w:p>
+    <w:p>
+      <w:pPr>
+        <w:pStyle w:val="Heading2"/>
+      </w:pPr>
+      <w:r>
+        <w:t>6. Safety</w:t>
+      </w:r>
+    </w:p>
+    <w:p>
+      <w:r>
+        <w:t xml:space="preserve">Chemical storage per each SDS (R4): resins/hardeners in the chemical boxes/barrel, </w:t>
       </w:r>
       <w:r>
         <w:rPr>
           <w:b/>
         </w:rPr>
-        <w:t>6 rolls</w:t>
+        <w:t>never in food fridges</w:t>
       </w:r>
       <w:r>
-        <w:t xml:space="preserve"> ≈ 2 weeks of peak burn.</w:t>
+        <w:t xml:space="preserve"> (2026-02-17 incident); flammables (Airtac, acetone, clear coat) in the flammables cabinet; segregate hardeners from resins on different shelves.</w:t>
+      </w:r>
+    </w:p>
+    <w:p>
+      <w:r>
+        <w:t>[held for Simon: co-storage and the flammables list, REGISTER R-011-01, R-011-02]</w:t>
+      </w:r>
+    </w:p>
+    <w:p>
+      <w:pPr>
+        <w:pStyle w:val="Heading2"/>
+      </w:pPr>
+      <w:r>
+        <w:t>7. Procedure</w:t>
+      </w:r>
+    </w:p>
+    <w:p>
+      <w:pPr>
+        <w:pStyle w:val="Heading3"/>
+      </w:pPr>
+      <w:r>
+        <w:t>7.1 Monthly stock walk</w:t>
+      </w:r>
+    </w:p>
+    <w:p>
+      <w:r>
+        <w:t>The walk takes about 15 minutes (team estimate). An IA or first-year is the right owner; it is a good first responsibility.</w:t>
+      </w:r>
+    </w:p>
+    <w:p>
+      <w:pPr>
+        <w:pStyle w:val="ListNumber"/>
+      </w:pPr>
+      <w:r>
+        <w:t>The lead names the stock-walk owner at the start of the season.</w:t>
+      </w:r>
+    </w:p>
+    <w:p>
+      <w:pPr>
+        <w:pStyle w:val="ListNumber"/>
+      </w:pPr>
+      <w:r>
+        <w:t>Once a month, open Inventory → Storage map and walk each shelf: open its card, check the list against what is on the shelf, and press Confirm contents (Confirm on the map card does the same).</w:t>
+      </w:r>
+    </w:p>
+    <w:p>
+      <w:pPr>
+        <w:pStyle w:val="ListNumber"/>
+      </w:pPr>
+      <w:r>
+        <w:t>Fix what is wrong as you go: Move for something on the wrong shelf, How full on a container, and the shelf's Add here card for anything missing.</w:t>
+      </w:r>
+    </w:p>
+    <w:p>
+      <w:pPr>
+        <w:pStyle w:val="ListNumber"/>
+      </w:pPr>
+      <w:r>
+        <w:t>Open the Running out card on the storage map. If any row lacks "on order", press Add N to a purchase, pick A new purchase or an open purchase under Add to, and press Add to purchase.</w:t>
+      </w:r>
+    </w:p>
+    <w:p>
+      <w:pPr>
+        <w:pStyle w:val="ListNumber"/>
+      </w:pPr>
+      <w:r>
+        <w:t>Post the purchase request in #purchasing-slackbot the same day (CS-012 §7.1).</w:t>
+      </w:r>
+    </w:p>
+    <w:p>
+      <w:r>
+        <w:t>Between walks, open one container of a material at a time and mark an emptied container Empty rather than deleting it: the cure buy-off pre-fills the most recently opened lot, and the reorder count needs to see the empty one (CS-014 §7.8).</w:t>
+      </w:r>
+    </w:p>
+    <w:p>
+      <w:pPr>
+        <w:pStyle w:val="Heading3"/>
+      </w:pPr>
+      <w:r>
+        <w:t>7.2 Order timing: when to order resin and cloth</w:t>
+      </w:r>
+    </w:p>
+    <w:p>
+      <w:r>
+        <w:t>One big fall order plus one spring top-up beats four rushed baskets.</w:t>
+      </w:r>
+    </w:p>
+    <w:p>
+      <w:pPr>
+        <w:pStyle w:val="ListNumber"/>
+      </w:pPr>
+      <w:r>
+        <w:t>Place Easy Composites orders at least 6 weeks before the material is needed: UK shipping plus customs (PP-02).</w:t>
+      </w:r>
+    </w:p>
+    <w:p>
+      <w:pPr>
+        <w:pStyle w:val="ListNumber"/>
+      </w:pPr>
+      <w:r>
+        <w:t>Order on the calendar in CS-012 §7.4: one big fall order and one spring top-up.</w:t>
+      </w:r>
+    </w:p>
+    <w:p>
+      <w:pPr>
+        <w:pStyle w:val="Heading3"/>
+      </w:pPr>
+      <w:r>
+        <w:t>7.3 Where things are stored (storage map)</w:t>
+      </w:r>
+    </w:p>
+    <w:p>
+      <w:r>
+        <w:t>Where to store or keep molds, parts, cloth, chemicals and consumables:</w:t>
       </w:r>
     </w:p>
     <w:tbl>
@@ -1126,7 +2987,7 @@
                 <w:color w:val="FFFFFF"/>
                 <w:sz w:val="19"/>
               </w:rPr>
-              <w:t>Item</w:t>
+              <w:t>Object</w:t>
             </w:r>
           </w:p>
         </w:tc>
@@ -1142,7 +3003,7 @@
                 <w:color w:val="FFFFFF"/>
                 <w:sz w:val="19"/>
               </w:rPr>
-              <w:t>Min stock</w:t>
+              <w:t>Site (as the app names it)</w:t>
             </w:r>
           </w:p>
         </w:tc>
@@ -1158,7 +3019,7 @@
                 <w:color w:val="FFFFFF"/>
                 <w:sz w:val="19"/>
               </w:rPr>
-              <w:t>Why it blocks</w:t>
+              <w:t>Rule</w:t>
             </w:r>
           </w:p>
         </w:tc>
@@ -1173,7 +3034,7 @@
               <w:rPr>
                 <w:sz w:val="19"/>
               </w:rPr>
-              <w:t>IN2 resin + AT30</w:t>
+              <w:t>Molds</w:t>
             </w:r>
           </w:p>
         </w:tc>
@@ -1186,7 +3047,7 @@
               <w:rPr>
                 <w:sz w:val="19"/>
               </w:rPr>
-              <w:t>1 unopened kit (+ the opened one)</w:t>
+              <w:t>RFS container</w:t>
             </w:r>
           </w:p>
         </w:tc>
@@ -1199,7 +3060,7 @@
               <w:rPr>
                 <w:sz w:val="19"/>
               </w:rPr>
-              <w:t>Every infusion; 6-week EC lead</w:t>
+              <w:t>Never in front of the knaack or screw boxes (PP-10)</w:t>
             </w:r>
           </w:p>
         </w:tc>
@@ -1214,7 +3075,7 @@
               <w:rPr>
                 <w:sz w:val="19"/>
               </w:rPr>
-              <w:t>West 105 + 206</w:t>
+              <w:t>Foam and tooling-board stock</w:t>
             </w:r>
           </w:p>
         </w:tc>
@@ -1227,7 +3088,7 @@
               <w:rPr>
                 <w:sz w:val="19"/>
               </w:rPr>
-              <w:t>½ tank + 1 can</w:t>
+              <w:t>RFS container</w:t>
             </w:r>
           </w:p>
         </w:tc>
@@ -1240,7 +3101,7 @@
               <w:rPr>
                 <w:sz w:val="19"/>
               </w:rPr>
-              <w:t>Every wet layup</w:t>
+              <w:t>Board stock goes on Inventory → Boards (step 1)</w:t>
             </w:r>
           </w:p>
         </w:tc>
@@ -1255,7 +3116,7 @@
               <w:rPr>
                 <w:sz w:val="19"/>
               </w:rPr>
-              <w:t>XCR</w:t>
+              <w:t>Finished parts</w:t>
             </w:r>
           </w:p>
         </w:tc>
@@ -1268,7 +3129,7 @@
               <w:rPr>
                 <w:sz w:val="19"/>
               </w:rPr>
-              <w:t>1 kit</w:t>
+              <w:t>Jacobs basement</w:t>
             </w:r>
           </w:p>
         </w:tc>
@@ -1281,7 +3142,7 @@
               <w:rPr>
                 <w:sz w:val="19"/>
               </w:rPr>
-              <w:t>Every mold</w:t>
+              <w:t>Never the etch locker (2026-04-20 agreement); keycard access</w:t>
             </w:r>
           </w:p>
         </w:tc>
@@ -1296,7 +3157,7 @@
               <w:rPr>
                 <w:sz w:val="19"/>
               </w:rPr>
-              <w:t>VB160 bag film</w:t>
+              <w:t>Cloth</w:t>
             </w:r>
           </w:p>
         </w:tc>
@@ -1309,7 +3170,7 @@
               <w:rPr>
                 <w:sz w:val="19"/>
               </w:rPr>
-              <w:t>1 roll</w:t>
+              <w:t>Dry sealed bin</w:t>
             </w:r>
           </w:p>
         </w:tc>
@@ -1322,7 +3183,7 @@
               <w:rPr>
                 <w:sz w:val="19"/>
               </w:rPr>
-              <w:t>Everything bagged</w:t>
+              <w:t>None beyond the site</w:t>
             </w:r>
           </w:p>
         </w:tc>
@@ -1337,7 +3198,7 @@
               <w:rPr>
                 <w:sz w:val="19"/>
               </w:rPr>
-              <w:t>Peel ply / flow mesh</w:t>
+              <w:t>Resins and hardeners</w:t>
             </w:r>
           </w:p>
         </w:tc>
@@ -1350,7 +3211,7 @@
               <w:rPr>
                 <w:sz w:val="19"/>
               </w:rPr>
-              <w:t>1 roll each</w:t>
+              <w:t>No app Site names them yet; per §6</w:t>
             </w:r>
           </w:p>
         </w:tc>
@@ -1363,7 +3224,7 @@
               <w:rPr>
                 <w:sz w:val="19"/>
               </w:rPr>
-              <w:t>Everything bagged</w:t>
+              <w:t>Never in a food fridge (§6)</w:t>
             </w:r>
           </w:p>
         </w:tc>
@@ -1378,7 +3239,7 @@
               <w:rPr>
                 <w:sz w:val="19"/>
               </w:rPr>
-              <w:t>Tacky tape</w:t>
+              <w:t>Flammables (what goes in it: §6)</w:t>
             </w:r>
           </w:p>
         </w:tc>
@@ -1391,7 +3252,7 @@
               <w:rPr>
                 <w:sz w:val="19"/>
               </w:rPr>
-              <w:t>6 rolls</w:t>
+              <w:t>Flammables cabinet</w:t>
             </w:r>
           </w:p>
         </w:tc>
@@ -1404,7 +3265,7 @@
               <w:rPr>
                 <w:sz w:val="19"/>
               </w:rPr>
-              <w:t>Everything bagged; team burns it fast</w:t>
+              <w:t>Rated cabinet only</w:t>
             </w:r>
           </w:p>
         </w:tc>
@@ -1419,7 +3280,7 @@
               <w:rPr>
                 <w:sz w:val="19"/>
               </w:rPr>
-              <w:t>Nitrile gloves</w:t>
+              <w:t>Consumables</w:t>
             </w:r>
           </w:p>
         </w:tc>
@@ -1432,7 +3293,7 @@
               <w:rPr>
                 <w:sz w:val="19"/>
               </w:rPr>
-              <w:t>2 boxes/size</w:t>
+              <w:t>General Box</w:t>
             </w:r>
           </w:p>
         </w:tc>
@@ -1445,7 +3306,7 @@
               <w:rPr>
                 <w:sz w:val="19"/>
               </w:rPr>
-              <w:t>Everything</w:t>
+              <w:t>At RFS</w:t>
             </w:r>
           </w:p>
         </w:tc>
@@ -1460,7 +3321,7 @@
               <w:rPr>
                 <w:sz w:val="19"/>
               </w:rPr>
-              <w:t>Mixing cups/sticks</w:t>
+              <w:t>Anything else</w:t>
             </w:r>
           </w:p>
         </w:tc>
@@ -1473,7 +3334,7 @@
               <w:rPr>
                 <w:sz w:val="19"/>
               </w:rPr>
-              <w:t>50/50</w:t>
+              <w:t>Other</w:t>
             </w:r>
           </w:p>
         </w:tc>
@@ -1486,89 +3347,7 @@
               <w:rPr>
                 <w:sz w:val="19"/>
               </w:rPr>
-              <w:t>Everything</w:t>
-            </w:r>
-          </w:p>
-        </w:tc>
-      </w:tr>
-      <w:tr>
-        <w:tc>
-          <w:tcPr>
-            <w:tcW w:type="dxa" w:w="3216"/>
-          </w:tcPr>
-          <w:p>
-            <w:r>
-              <w:rPr>
-                <w:sz w:val="19"/>
-              </w:rPr>
-              <w:t>Respirator cartridges (A + P100)</w:t>
-            </w:r>
-          </w:p>
-        </w:tc>
-        <w:tc>
-          <w:tcPr>
-            <w:tcW w:type="dxa" w:w="3216"/>
-          </w:tcPr>
-          <w:p>
-            <w:r>
-              <w:rPr>
-                <w:sz w:val="19"/>
-              </w:rPr>
-              <w:t>2 sets</w:t>
-            </w:r>
-          </w:p>
-        </w:tc>
-        <w:tc>
-          <w:tcPr>
-            <w:tcW w:type="dxa" w:w="3216"/>
-          </w:tcPr>
-          <w:p>
-            <w:r>
-              <w:rPr>
-                <w:sz w:val="19"/>
-              </w:rPr>
-              <w:t>Safety-blocking</w:t>
-            </w:r>
-          </w:p>
-        </w:tc>
-      </w:tr>
-      <w:tr>
-        <w:tc>
-          <w:tcPr>
-            <w:tcW w:type="dxa" w:w="3216"/>
-          </w:tcPr>
-          <w:p>
-            <w:r>
-              <w:rPr>
-                <w:sz w:val="19"/>
-              </w:rPr>
-              <w:t>195 twill cloth</w:t>
-            </w:r>
-          </w:p>
-        </w:tc>
-        <w:tc>
-          <w:tcPr>
-            <w:tcW w:type="dxa" w:w="3216"/>
-          </w:tcPr>
-          <w:p>
-            <w:r>
-              <w:rPr>
-                <w:sz w:val="19"/>
-              </w:rPr>
-              <w:t>(sponsor) 10 yd</w:t>
-            </w:r>
-          </w:p>
-        </w:tc>
-        <w:tc>
-          <w:tcPr>
-            <w:tcW w:type="dxa" w:w="3216"/>
-          </w:tcPr>
-          <w:p>
-            <w:r>
-              <w:rPr>
-                <w:sz w:val="19"/>
-              </w:rPr>
-              <w:t>Most stacks</w:t>
+              <w:t>Name the location after the place</w:t>
             </w:r>
           </w:p>
         </w:tc>
@@ -1576,41 +3355,69 @@
     </w:tbl>
     <w:p/>
     <w:p>
-      <w:pPr>
-        <w:pStyle w:val="Heading2"/>
-      </w:pPr>
       <w:r>
-        <w:t>6. Safety</w:t>
-      </w:r>
-    </w:p>
-    <w:p>
-      <w:r>
-        <w:t xml:space="preserve">Chemical storage per each SDS (R4): resins/hardeners in the chemical boxes/barrel, </w:t>
-      </w:r>
-      <w:r>
-        <w:rPr>
-          <w:b/>
-        </w:rPr>
-        <w:t>never in food fridges</w:t>
-      </w:r>
-      <w:r>
-        <w:t xml:space="preserve"> (2026-02-17 incident); flammables (Airtac, acetone, clear coat) in the flammables cabinet; segregate hardeners from resins on different shelves.</w:t>
+        <w:t>These sites still need a field check against the real shelves.</w:t>
       </w:r>
     </w:p>
     <w:p>
       <w:pPr>
-        <w:pStyle w:val="Heading2"/>
+        <w:jc w:val="center"/>
       </w:pPr>
       <w:r>
-        <w:t>7. Procedure</w:t>
+        <w:drawing>
+          <wp:inline xmlns:a="http://schemas.openxmlformats.org/drawingml/2006/main" xmlns:pic="http://schemas.openxmlformats.org/drawingml/2006/picture">
+            <wp:extent cx="5669280" cy="6712427"/>
+            <wp:docPr id="1" name="Picture 1"/>
+            <wp:cNvGraphicFramePr>
+              <a:graphicFrameLocks noChangeAspect="1"/>
+            </wp:cNvGraphicFramePr>
+            <a:graphic>
+              <a:graphicData uri="http://schemas.openxmlformats.org/drawingml/2006/picture">
+                <pic:pic>
+                  <pic:nvPicPr>
+                    <pic:cNvPr id="0" name="cs011-storage-map.v2.png"/>
+                    <pic:cNvPicPr/>
+                  </pic:nvPicPr>
+                  <pic:blipFill>
+                    <a:blip r:embed="rId9"/>
+                    <a:stretch>
+                      <a:fillRect/>
+                    </a:stretch>
+                  </pic:blipFill>
+                  <pic:spPr>
+                    <a:xfrm>
+                      <a:off x="0" y="0"/>
+                      <a:ext cx="5669280" cy="6712427"/>
+                    </a:xfrm>
+                    <a:prstGeom prst="rect"/>
+                  </pic:spPr>
+                </pic:pic>
+              </a:graphicData>
+            </a:graphic>
+          </wp:inline>
+        </w:drawing>
       </w:r>
     </w:p>
     <w:p>
       <w:pPr>
-        <w:pStyle w:val="Heading3"/>
+        <w:jc w:val="center"/>
       </w:pPr>
       <w:r>
-        <w:t>7.1 Monthly stock walk</w:t>
+        <w:rPr>
+          <w:i/>
+          <w:color w:val="505050"/>
+          <w:sz w:val="18"/>
+        </w:rPr>
+        <w:t>Figure 1. Where things are stored, by site</w:t>
+      </w:r>
+    </w:p>
+    <w:p/>
+    <w:p>
+      <w:pPr>
+        <w:pStyle w:val="ListNumber"/>
+      </w:pPr>
+      <w:r>
+        <w:t>Log tooling boards and offcuts under Inventory → Boards (R5); that is where real board inventory lives day to day.</w:t>
       </w:r>
     </w:p>
     <w:p>
@@ -1618,7 +3425,7 @@
         <w:pStyle w:val="ListNumber"/>
       </w:pPr>
       <w:r>
-        <w:t>15 minutes, named owner; an IA or first-year is the right owner, it is a good first responsibility.</w:t>
+        <w:t>Every shelf, bin and rack gets a storage record (+ Location on the storage map, with its Site set from the table above) and a printed label on its front edge (CS-001 §7.10), and every mold, part and material lot points at one.</w:t>
       </w:r>
     </w:p>
     <w:p>
@@ -1626,71 +3433,17 @@
         <w:pStyle w:val="ListNumber"/>
       </w:pPr>
       <w:r>
-        <w:t>Check the §5 list against reality. Anything at or below min goes to #purchasing the same day, per CS-012.</w:t>
+        <w:t>To record a move, scan the object, tap Move, scan the shelf. To put several things on one shelf, open the shelf and use Move here (scan).</w:t>
       </w:r>
     </w:p>
     <w:p>
-      <w:pPr>
-        <w:pStyle w:val="Heading3"/>
-      </w:pPr>
       <w:r>
-        <w:t>7.2 Order timing</w:t>
+        <w:t>Since 2026-08-03 this is enforceable: "where is the seat mold" is a lookup rather than a Slack ask, and the monthly walk checks reality against a controlled value instead of whatever string somebody typed.</w:t>
       </w:r>
     </w:p>
     <w:p>
-      <w:pPr>
-        <w:pStyle w:val="ListNumber"/>
-      </w:pPr>
       <w:r>
-        <w:t>Easy Composites orders land ≥6 weeks before need (UK shipping plus customs, PP-02).</w:t>
-      </w:r>
-    </w:p>
-    <w:p>
-      <w:pPr>
-        <w:pStyle w:val="ListNumber"/>
-      </w:pPr>
-      <w:r>
-        <w:t>One big fall order plus one spring top-up beats four rushed baskets; the calendar is CS-012 §7.4.</w:t>
-      </w:r>
-    </w:p>
-    <w:p>
-      <w:pPr>
-        <w:pStyle w:val="Heading3"/>
-      </w:pPr>
-      <w:r>
-        <w:t>7.3 Storage map</w:t>
-      </w:r>
-    </w:p>
-    <w:p>
-      <w:pPr>
-        <w:pStyle w:val="ListNumber"/>
-      </w:pPr>
-      <w:r>
-        <w:t>Home locations (field-verify on first revision): molds → RFS storage container, never in front of the knaack or screw boxes; finished parts → Jacobs basement shelves, never the etch locker (2026-04-20 agreement); cloth → dry sealed bin; chemicals → per §6; consumables → General Box at RFS.</w:t>
-      </w:r>
-    </w:p>
-    <w:p>
-      <w:pPr>
-        <w:pStyle w:val="ListNumber"/>
-      </w:pPr>
-      <w:r>
-        <w:t>Board and offcuts are logged in the app's Stock tab (R5), which is where real inventory lives day to day.</w:t>
-      </w:r>
-    </w:p>
-    <w:p>
-      <w:pPr>
-        <w:pStyle w:val="ListNumber"/>
-      </w:pPr>
-      <w:r>
-        <w:t>Every shelf, bin and rack gets a storage record and a printed label on its front edge (CS-001 §7.10), and every mold, part and material lot points at one. Recording a move is: scan the object, tap Move, scan the shelf.</w:t>
-      </w:r>
-    </w:p>
-    <w:p>
-      <w:pPr>
-        <w:pStyle w:val="ListNumber"/>
-      </w:pPr>
-      <w:r>
-        <w:t>The payoff, enforceable since 2026-08-03: "where is the seat mold" is a lookup rather than a Slack ask, and the monthly walk checks reality against a controlled value instead of whatever string somebody typed.</w:t>
+        <w:t>A shelf's page folds identical containers into one row by Material type, showing the count (×N), their states, the first expiry and the price. Open the row to see each container: it lists the FEB ID and the EH&amp;S edge code, the last 12 characters printed down the right edge of the UC EH&amp;S tag, so the screen matches the jug in your hand. Print the shelf's page for the walk sheet; every row prints open.</w:t>
       </w:r>
     </w:p>
     <w:p>
@@ -1706,7 +3459,7 @@
         <w:pStyle w:val="ListNumber"/>
       </w:pPr>
       <w:r>
-        <w:t>Molds over ~1 m²: two people, and a vehicle that actually fits them. The SN5 budget shows a U-Haul was needed; plan it, don't discover it.</w:t>
+        <w:t>Molds over ~1 m²: two people, and a vehicle that actually fits them. Plan it, don't discover it.</w:t>
       </w:r>
     </w:p>
     <w:p>
@@ -1715,6 +3468,11 @@
       </w:pPr>
       <w:r>
         <w:t>Parts travel padded and labeled.</w:t>
+      </w:r>
+    </w:p>
+    <w:p>
+      <w:r>
+        <w:t>The SN5 budget shows a U-Haul was needed for mold moves.</w:t>
       </w:r>
     </w:p>
     <w:p>
@@ -1730,7 +3488,325 @@
         <w:pStyle w:val="ListNumber"/>
       </w:pPr>
       <w:r>
-        <w:t>At season end, the stock-walk owner and the lead produce a one-page "what we actually have" list for the incoming lead (the 6/15 handoff gap).</w:t>
+        <w:t>At season end, the stock-walk owner and the lead produce the "what we actually have" list for the incoming lead (the 6/15 handoff gap): on Inventory, press Export, then Copy for Sheets on Everything on every shelf.</w:t>
+      </w:r>
+    </w:p>
+    <w:p>
+      <w:pPr>
+        <w:pStyle w:val="ListNumber"/>
+      </w:pPr>
+      <w:r>
+        <w:t>Paste it into a new sheet in the season's Drive folder.</w:t>
+      </w:r>
+    </w:p>
+    <w:p>
+      <w:pPr>
+        <w:pStyle w:val="Heading3"/>
+      </w:pPr>
+      <w:r>
+        <w:t>7.6 Storage temperature and shelf life (resins, hardeners and XCR)</w:t>
+      </w:r>
+    </w:p>
+    <w:p>
+      <w:r>
+        <w:t>Keep every resin and hardener container closed. The figures below are datasheet figures (R7), not team holds. Where each container lives is §6 and §7.3.</w:t>
+      </w:r>
+    </w:p>
+    <w:tbl>
+      <w:tblPr>
+        <w:tblStyle w:val="TableGrid"/>
+        <w:tblW w:type="auto" w:w="0"/>
+        <w:jc w:val="center"/>
+        <w:tblLook w:firstColumn="1" w:firstRow="1" w:lastColumn="0" w:lastRow="0" w:noHBand="0" w:noVBand="1" w:val="04A0"/>
+      </w:tblPr>
+      <w:tblGrid>
+        <w:gridCol w:w="2412"/>
+        <w:gridCol w:w="2412"/>
+        <w:gridCol w:w="2412"/>
+        <w:gridCol w:w="2412"/>
+      </w:tblGrid>
+      <w:tr>
+        <w:tc>
+          <w:tcPr>
+            <w:tcW w:type="dxa" w:w="2412"/>
+            <w:shd w:val="clear" w:fill="003262"/>
+          </w:tcPr>
+          <w:p>
+            <w:r>
+              <w:rPr>
+                <w:b/>
+                <w:color w:val="FFFFFF"/>
+                <w:sz w:val="19"/>
+              </w:rPr>
+              <w:t>Material</w:t>
+            </w:r>
+          </w:p>
+        </w:tc>
+        <w:tc>
+          <w:tcPr>
+            <w:tcW w:type="dxa" w:w="2412"/>
+            <w:shd w:val="clear" w:fill="003262"/>
+          </w:tcPr>
+          <w:p>
+            <w:r>
+              <w:rPr>
+                <w:b/>
+                <w:color w:val="FFFFFF"/>
+                <w:sz w:val="19"/>
+              </w:rPr>
+              <w:t>Store at</w:t>
+            </w:r>
+          </w:p>
+        </w:tc>
+        <w:tc>
+          <w:tcPr>
+            <w:tcW w:type="dxa" w:w="2412"/>
+            <w:shd w:val="clear" w:fill="003262"/>
+          </w:tcPr>
+          <w:p>
+            <w:r>
+              <w:rPr>
+                <w:b/>
+                <w:color w:val="FFFFFF"/>
+                <w:sz w:val="19"/>
+              </w:rPr>
+              <w:t>Shelf life</w:t>
+            </w:r>
+          </w:p>
+        </w:tc>
+        <w:tc>
+          <w:tcPr>
+            <w:tcW w:type="dxa" w:w="2412"/>
+            <w:shd w:val="clear" w:fill="003262"/>
+          </w:tcPr>
+          <w:p>
+            <w:r>
+              <w:rPr>
+                <w:b/>
+                <w:color w:val="FFFFFF"/>
+                <w:sz w:val="19"/>
+              </w:rPr>
+              <w:t>Source</w:t>
+            </w:r>
+          </w:p>
+        </w:tc>
+      </w:tr>
+      <w:tr>
+        <w:tc>
+          <w:tcPr>
+            <w:tcW w:type="dxa" w:w="2412"/>
+          </w:tcPr>
+          <w:p>
+            <w:r>
+              <w:rPr>
+                <w:sz w:val="19"/>
+              </w:rPr>
+              <w:t>IN2 resin and AT30 hardener</w:t>
+            </w:r>
+          </w:p>
+        </w:tc>
+        <w:tc>
+          <w:tcPr>
+            <w:tcW w:type="dxa" w:w="2412"/>
+          </w:tcPr>
+          <w:p>
+            <w:r>
+              <w:rPr>
+                <w:sz w:val="19"/>
+              </w:rPr>
+              <w:t>10–25 °C (50–77 °F), tightly sealed</w:t>
+            </w:r>
+          </w:p>
+        </w:tc>
+        <w:tc>
+          <w:tcPr>
+            <w:tcW w:type="dxa" w:w="2412"/>
+          </w:tcPr>
+          <w:p>
+            <w:r>
+              <w:rPr>
+                <w:sz w:val="19"/>
+              </w:rPr>
+              <w:t>12 months when stored correctly</w:t>
+            </w:r>
+          </w:p>
+        </w:tc>
+        <w:tc>
+          <w:tcPr>
+            <w:tcW w:type="dxa" w:w="2412"/>
+          </w:tcPr>
+          <w:p>
+            <w:r>
+              <w:rPr>
+                <w:rFonts w:ascii="Courier New" w:hAnsi="Courier New"/>
+                <w:sz w:val="19"/>
+              </w:rPr>
+              <w:t>03 Datasheets/EC-TDS-IN2-Infusion-Resin.pdf</w:t>
+            </w:r>
+          </w:p>
+        </w:tc>
+      </w:tr>
+      <w:tr>
+        <w:tc>
+          <w:tcPr>
+            <w:tcW w:type="dxa" w:w="2412"/>
+          </w:tcPr>
+          <w:p>
+            <w:r>
+              <w:rPr>
+                <w:sz w:val="19"/>
+              </w:rPr>
+              <w:t>XCR resin and hardener</w:t>
+            </w:r>
+          </w:p>
+        </w:tc>
+        <w:tc>
+          <w:tcPr>
+            <w:tcW w:type="dxa" w:w="2412"/>
+          </w:tcPr>
+          <w:p>
+            <w:r>
+              <w:rPr>
+                <w:sz w:val="19"/>
+              </w:rPr>
+              <w:t>20–25 °C (68–77 °F), tightly sealed</w:t>
+            </w:r>
+          </w:p>
+        </w:tc>
+        <w:tc>
+          <w:tcPr>
+            <w:tcW w:type="dxa" w:w="2412"/>
+          </w:tcPr>
+          <w:p>
+            <w:r>
+              <w:rPr>
+                <w:sz w:val="19"/>
+              </w:rPr>
+              <w:t>12 months when stored correctly</w:t>
+            </w:r>
+          </w:p>
+        </w:tc>
+        <w:tc>
+          <w:tcPr>
+            <w:tcW w:type="dxa" w:w="2412"/>
+          </w:tcPr>
+          <w:p>
+            <w:r>
+              <w:rPr>
+                <w:rFonts w:ascii="Courier New" w:hAnsi="Courier New"/>
+                <w:sz w:val="19"/>
+              </w:rPr>
+              <w:t>03 Datasheets/EC-TDS-XCR-Epoxy-Coating-Resin.pdf</w:t>
+            </w:r>
+          </w:p>
+        </w:tc>
+      </w:tr>
+      <w:tr>
+        <w:tc>
+          <w:tcPr>
+            <w:tcW w:type="dxa" w:w="2412"/>
+          </w:tcPr>
+          <w:p>
+            <w:r>
+              <w:rPr>
+                <w:sz w:val="19"/>
+              </w:rPr>
+              <w:t>West System 105 with 205, 206 or 209</w:t>
+            </w:r>
+          </w:p>
+        </w:tc>
+        <w:tc>
+          <w:tcPr>
+            <w:tcW w:type="dxa" w:w="2412"/>
+          </w:tcPr>
+          <w:p>
+            <w:r>
+              <w:rPr>
+                <w:sz w:val="19"/>
+              </w:rPr>
+              <w:t>Room temperature, containers closed</w:t>
+            </w:r>
+          </w:p>
+        </w:tc>
+        <w:tc>
+          <w:tcPr>
+            <w:tcW w:type="dxa" w:w="2412"/>
+          </w:tcPr>
+          <w:p>
+            <w:r>
+              <w:rPr>
+                <w:sz w:val="19"/>
+              </w:rPr>
+              <w:t>Usable for many years with proper storage</w:t>
+            </w:r>
+          </w:p>
+        </w:tc>
+        <w:tc>
+          <w:tcPr>
+            <w:tcW w:type="dxa" w:w="2412"/>
+          </w:tcPr>
+          <w:p>
+            <w:r>
+              <w:rPr>
+                <w:rFonts w:ascii="Courier New" w:hAnsi="Courier New"/>
+                <w:sz w:val="19"/>
+              </w:rPr>
+              <w:t>03 Datasheets/west-system_slow-epoxy-hardener_206_tds.pdf</w:t>
+            </w:r>
+            <w:r>
+              <w:rPr>
+                <w:sz w:val="19"/>
+              </w:rPr>
+              <w:t xml:space="preserve">, </w:t>
+            </w:r>
+            <w:r>
+              <w:rPr>
+                <w:rFonts w:ascii="Courier New" w:hAnsi="Courier New"/>
+                <w:sz w:val="19"/>
+              </w:rPr>
+              <w:t>03 Datasheets/105_205-207-Combined.pdf</w:t>
+            </w:r>
+            <w:r>
+              <w:rPr>
+                <w:sz w:val="19"/>
+              </w:rPr>
+              <w:t xml:space="preserve">, </w:t>
+            </w:r>
+            <w:r>
+              <w:rPr>
+                <w:rFonts w:ascii="Courier New" w:hAnsi="Courier New"/>
+                <w:sz w:val="19"/>
+              </w:rPr>
+              <w:t>03 Datasheets/105-209-Epoxy-Resin-1.pdf</w:t>
+            </w:r>
+          </w:p>
+        </w:tc>
+      </w:tr>
+    </w:tbl>
+    <w:p/>
+    <w:p>
+      <w:pPr>
+        <w:pStyle w:val="ListNumber"/>
+      </w:pPr>
+      <w:r>
+        <w:t>Do not let West 105 freeze and thaw repeatedly: it crystallizes (</w:t>
+      </w:r>
+      <w:r>
+        <w:rPr>
+          <w:rFonts w:ascii="Courier New" w:hAnsi="Courier New"/>
+        </w:rPr>
+        <w:t>03 Datasheets/west-system_slow-epoxy-hardener_206_tds.pdf</w:t>
+      </w:r>
+      <w:r>
+        <w:t>). Crystallized 105 is warmed to 125 °F and stirred before use; CS-008 §7 step 8 owns that step.</w:t>
+      </w:r>
+    </w:p>
+    <w:p>
+      <w:pPr>
+        <w:pStyle w:val="ListNumber"/>
+      </w:pPr>
+      <w:r>
+        <w:t>After long storage, check the West pumps' metering and mix a small test batch to confirm it cures (same TDS).</w:t>
       </w:r>
     </w:p>
     <w:p>
@@ -1856,7 +3932,20 @@
               <w:rPr>
                 <w:sz w:val="19"/>
               </w:rPr>
-              <w:t>Owner posts result in #composites</w:t>
+              <w:t xml:space="preserve">Confirm contents on every active shelf; the storage map's "need a walk" chip reads 0 (it counts shelves not confirmed in 30 days, </w:t>
+            </w:r>
+            <w:r>
+              <w:rPr>
+                <w:rFonts w:ascii="Courier New" w:hAnsi="Courier New"/>
+                <w:sz w:val="19"/>
+              </w:rPr>
+              <w:t>app/inventory.js</w:t>
+            </w:r>
+            <w:r>
+              <w:rPr>
+                <w:sz w:val="19"/>
+              </w:rPr>
+              <w:t>)</w:t>
             </w:r>
           </w:p>
         </w:tc>
@@ -1869,7 +3958,7 @@
               <w:rPr>
                 <w:sz w:val="19"/>
               </w:rPr>
-              <w:t>Slack + walk sheet</w:t>
+              <w:t>Each shelf's Contents last confirmed and Confirmed by</w:t>
             </w:r>
           </w:p>
         </w:tc>
@@ -1977,7 +4066,61 @@
               <w:rPr>
                 <w:sz w:val="19"/>
               </w:rPr>
-              <w:t>Walk sheet + WO mold.location</w:t>
+              <w:t>Each mold's Home location; Export → Locations</w:t>
+            </w:r>
+          </w:p>
+        </w:tc>
+      </w:tr>
+      <w:tr>
+        <w:tc>
+          <w:tcPr>
+            <w:tcW w:type="dxa" w:w="2412"/>
+          </w:tcPr>
+          <w:p>
+            <w:r>
+              <w:rPr>
+                <w:sz w:val="19"/>
+              </w:rPr>
+              <w:t>No chemical lot on a fridge-type location</w:t>
+            </w:r>
+          </w:p>
+        </w:tc>
+        <w:tc>
+          <w:tcPr>
+            <w:tcW w:type="dxa" w:w="2412"/>
+          </w:tcPr>
+          <w:p>
+            <w:r>
+              <w:rPr>
+                <w:sz w:val="19"/>
+              </w:rPr>
+              <w:t>0 at walk</w:t>
+            </w:r>
+          </w:p>
+        </w:tc>
+        <w:tc>
+          <w:tcPr>
+            <w:tcW w:type="dxa" w:w="2412"/>
+          </w:tcPr>
+          <w:p>
+            <w:r>
+              <w:rPr>
+                <w:sz w:val="19"/>
+              </w:rPr>
+              <w:t>Open every location whose Type is fridge and check it holds no resin, hardener or other chemical lot; the app does not warn</w:t>
+            </w:r>
+          </w:p>
+        </w:tc>
+        <w:tc>
+          <w:tcPr>
+            <w:tcW w:type="dxa" w:w="2412"/>
+          </w:tcPr>
+          <w:p>
+            <w:r>
+              <w:rPr>
+                <w:sz w:val="19"/>
+              </w:rPr>
+              <w:t>Walk</w:t>
             </w:r>
           </w:p>
         </w:tc>
@@ -1994,7 +4137,7 @@
     </w:p>
     <w:p>
       <w:r>
-        <w:t>Walk sheets (photo → Drive), WO mold.location fields, reorder requests in #purchasing.</w:t>
+        <w:t>Each shelf's Contents last confirmed and Confirmed by fields; each mold's Home location; Export → Locations (Copy for Sheets or Download .csv) as the walk summary; Restock purchases in the Budget tab and their #purchasing-slackbot requests.</w:t>
       </w:r>
     </w:p>
     <w:sectPr>
